--- a/docs/word/04 - Arquitetura.docx
+++ b/docs/word/04 - Arquitetura.docx
@@ -92,7 +92,7 @@
           <w:sz w:val="22"/>
           <w:szCs w:val="22"/>
         </w:rPr>
-        <w:t xml:space="preserve">Atualizado em 08 de outubro de 2026</w:t>
+        <w:t xml:space="preserve">Atualizado em 16 de outubro de 2026</w:t>
       </w:r>
     </w:p>
     <w:p>
@@ -4324,6 +4324,23 @@
       </w:r>
       <w:bookmarkEnd w:id="43"/>
     </w:p>
+    <w:p>
+      <w:pPr>
+        <w:spacing w:after="120"/>
+      </w:pPr>
+      <w:r>
+        <w:t xml:space="preserve">Resumo abaixo; o detalhe (segredos, como criar e trocar as chaves, testes e riscos) está em </w:t>
+      </w:r>
+      <w:r>
+        <w:rPr>
+          <w:color w:val="1C1FC8"/>
+        </w:rPr>
+        <w:t xml:space="preserve">seguranca.md</w:t>
+      </w:r>
+      <w:r>
+        <w:t xml:space="preserve">.</w:t>
+      </w:r>
+    </w:p>
     <w:tbl>
       <w:tblPr>
         <w:tblW w:type="pct" w:w="5000"/>
@@ -4601,7 +4618,7 @@
               <w:t xml:space="preserve">.env*</w:t>
             </w:r>
             <w:r>
-              <w:t xml:space="preserve">) ficam fora do deploy (</w:t>
+              <w:t xml:space="preserve">, resultados de execução) ficam fora do deploy (</w:t>
             </w:r>
             <w:r>
               <w:rPr>
@@ -4612,6 +4629,19 @@
                 <w:shd w:fill="F1ECFB" w:color="auto" w:val="clear"/>
               </w:rPr>
               <w:t xml:space="preserve">.vercelignore</w:t>
+            </w:r>
+            <w:r>
+              <w:t xml:space="preserve">). Cabeçalhos de segurança em todas as respostas (</w:t>
+            </w:r>
+            <w:r>
+              <w:rPr>
+                <w:rFonts w:ascii="Consolas" w:cs="Consolas" w:eastAsia="Consolas" w:hAnsi="Consolas"/>
+                <w:color w:val="6A1BBF"/>
+                <w:sz w:val="18"/>
+                <w:szCs w:val="18"/>
+                <w:shd w:fill="F1ECFB" w:color="auto" w:val="clear"/>
+              </w:rPr>
+              <w:t xml:space="preserve">vercel.json</w:t>
             </w:r>
             <w:r>
               <w:t xml:space="preserve">)</w:t>
